--- a/docs/phase4/team-contribution.docx
+++ b/docs/phase4/team-contribution.docx
@@ -23,15 +23,39 @@
       <w:r>
         <w:rPr>
           <w:rFonts w:ascii="Times New Roman" w:eastAsia="Times New Roman" w:hAnsi="Times New Roman" w:cs="Times New Roman"/>
+          <w:color w:val="0F1115"/>
+          <w:kern w:val="0"/>
+          <w14:ligatures w14:val="none"/>
+        </w:rPr>
+        <w:tab/>
+      </w:r>
+      <w:r>
+        <w:rPr>
+          <w:rFonts w:ascii="Times New Roman" w:eastAsia="Times New Roman" w:hAnsi="Times New Roman" w:cs="Times New Roman"/>
+          <w:color w:val="0F1115"/>
+          <w:kern w:val="0"/>
+          <w14:ligatures w14:val="none"/>
+        </w:rPr>
+        <w:tab/>
+      </w:r>
+      <w:r>
+        <w:rPr>
+          <w:rFonts w:ascii="Times New Roman" w:eastAsia="Times New Roman" w:hAnsi="Times New Roman" w:cs="Times New Roman"/>
           <w:b/>
           <w:bCs/>
           <w:color w:val="0F1115"/>
           <w:kern w:val="0"/>
           <w14:ligatures w14:val="none"/>
         </w:rPr>
-        <w:tab/>
-      </w:r>
-      <w:r>
+        <w:t>Dollar Doodle:</w:t>
+      </w:r>
+    </w:p>
+    <w:p>
+      <w:pPr>
+        <w:spacing w:after="240" w:line="480" w:lineRule="auto"/>
+        <w:ind w:left="3600"/>
+        <w:jc w:val="both"/>
+        <w:outlineLvl w:val="2"/>
         <w:rPr>
           <w:rFonts w:ascii="Times New Roman" w:eastAsia="Times New Roman" w:hAnsi="Times New Roman" w:cs="Times New Roman"/>
           <w:b/>
@@ -40,15 +64,8 @@
           <w:kern w:val="0"/>
           <w14:ligatures w14:val="none"/>
         </w:rPr>
-        <w:tab/>
-        <w:t>Dollar Doodle:</w:t>
-      </w:r>
-    </w:p>
-    <w:p>
-      <w:pPr>
-        <w:spacing w:after="240" w:line="480" w:lineRule="auto"/>
-        <w:jc w:val="both"/>
-        <w:outlineLvl w:val="2"/>
+      </w:pPr>
+      <w:r>
         <w:rPr>
           <w:rFonts w:ascii="Times New Roman" w:eastAsia="Times New Roman" w:hAnsi="Times New Roman" w:cs="Times New Roman"/>
           <w:b/>
@@ -57,7 +74,8 @@
           <w:kern w:val="0"/>
           <w14:ligatures w14:val="none"/>
         </w:rPr>
-      </w:pPr>
+        <w:t xml:space="preserve">        </w:t>
+      </w:r>
       <w:r>
         <w:rPr>
           <w:rFonts w:ascii="Times New Roman" w:eastAsia="Times New Roman" w:hAnsi="Times New Roman" w:cs="Times New Roman"/>
@@ -136,16 +154,16 @@
           <w:kern w:val="0"/>
           <w14:ligatures w14:val="none"/>
         </w:rPr>
-        <w:t>Alex Hildreth</w:t>
-      </w:r>
-      <w:r>
-        <w:rPr>
-          <w:rFonts w:ascii="Times New Roman" w:eastAsia="Times New Roman" w:hAnsi="Times New Roman" w:cs="Times New Roman"/>
-          <w:color w:val="0F1115"/>
-          <w:kern w:val="0"/>
-          <w14:ligatures w14:val="none"/>
-        </w:rPr>
-        <w:t xml:space="preserve"> (Project Manager):</w:t>
+        <w:t>Alex Hildreth (Project Manager)</w:t>
+      </w:r>
+      <w:r>
+        <w:rPr>
+          <w:rFonts w:ascii="Times New Roman" w:eastAsia="Times New Roman" w:hAnsi="Times New Roman" w:cs="Times New Roman"/>
+          <w:color w:val="0F1115"/>
+          <w:kern w:val="0"/>
+          <w14:ligatures w14:val="none"/>
+        </w:rPr>
+        <w:t>:</w:t>
       </w:r>
     </w:p>
     <w:p>
@@ -314,44 +332,88 @@
           <w:ilvl w:val="0"/>
           <w:numId w:val="4"/>
         </w:numPr>
-        <w:spacing w:after="120" w:line="480" w:lineRule="auto"/>
-        <w:jc w:val="both"/>
-        <w:rPr>
-          <w:rFonts w:ascii="Times New Roman" w:eastAsia="Times New Roman" w:hAnsi="Times New Roman" w:cs="Times New Roman"/>
-          <w:color w:val="0F1115"/>
-          <w:kern w:val="0"/>
-          <w14:ligatures w14:val="none"/>
-        </w:rPr>
-      </w:pPr>
+        <w:rPr>
+          <w:rFonts w:ascii="Times New Roman" w:eastAsia="Times New Roman" w:hAnsi="Times New Roman" w:cs="Times New Roman"/>
+          <w:color w:val="24292E"/>
+          <w:kern w:val="0"/>
+          <w14:ligatures w14:val="none"/>
+        </w:rPr>
+      </w:pPr>
+      <w:r>
+        <w:rPr>
+          <w:rFonts w:ascii="Times New Roman" w:eastAsia="Times New Roman" w:hAnsi="Times New Roman" w:cs="Times New Roman"/>
+          <w:color w:val="24292E"/>
+          <w:kern w:val="0"/>
+          <w14:ligatures w14:val="none"/>
+        </w:rPr>
+        <w:t>Added check box to transactions</w:t>
+      </w:r>
+      <w:r>
+        <w:rPr>
+          <w:rFonts w:ascii="Times New Roman" w:eastAsia="Times New Roman" w:hAnsi="Times New Roman" w:cs="Times New Roman"/>
+          <w:color w:val="24292E"/>
+          <w:kern w:val="0"/>
+          <w14:ligatures w14:val="none"/>
+        </w:rPr>
+        <w:t xml:space="preserve"> (removed</w:t>
+      </w:r>
+      <w:r>
+        <w:rPr>
+          <w:rFonts w:ascii="Times New Roman" w:eastAsia="Times New Roman" w:hAnsi="Times New Roman" w:cs="Times New Roman"/>
+          <w:color w:val="24292E"/>
+          <w:kern w:val="0"/>
+          <w14:ligatures w14:val="none"/>
+        </w:rPr>
+        <w:t xml:space="preserve"> later), and tried to fix </w:t>
+      </w:r>
+      <w:r>
+        <w:rPr>
+          <w:rFonts w:ascii="Times New Roman" w:eastAsia="Times New Roman" w:hAnsi="Times New Roman" w:cs="Times New Roman"/>
+          <w:color w:val="24292E"/>
+          <w:kern w:val="0"/>
+          <w14:ligatures w14:val="none"/>
+        </w:rPr>
+        <w:t>CSS</w:t>
+      </w:r>
+      <w:r>
+        <w:rPr>
+          <w:rFonts w:ascii="Times New Roman" w:eastAsia="Times New Roman" w:hAnsi="Times New Roman" w:cs="Times New Roman"/>
+          <w:color w:val="24292E"/>
+          <w:kern w:val="0"/>
+          <w14:ligatures w14:val="none"/>
+        </w:rPr>
+        <w:t xml:space="preserve"> code for delete/u</w:t>
+      </w:r>
+      <w:r>
+        <w:rPr>
+          <w:rFonts w:ascii="Times New Roman" w:eastAsia="Times New Roman" w:hAnsi="Times New Roman" w:cs="Times New Roman"/>
+          <w:color w:val="24292E"/>
+          <w:kern w:val="0"/>
+          <w14:ligatures w14:val="none"/>
+        </w:rPr>
+        <w:t>pdate buttons</w:t>
+      </w:r>
+      <w:r>
+        <w:rPr>
+          <w:rFonts w:ascii="Times New Roman" w:eastAsia="Times New Roman" w:hAnsi="Times New Roman" w:cs="Times New Roman"/>
+          <w:color w:val="24292E"/>
+          <w:kern w:val="0"/>
+          <w14:ligatures w14:val="none"/>
+        </w:rPr>
+        <w:t>.</w:t>
+      </w:r>
     </w:p>
     <w:p>
       <w:pPr>
-        <w:numPr>
-          <w:ilvl w:val="0"/>
-          <w:numId w:val="1"/>
-        </w:numPr>
-        <w:spacing w:after="120" w:line="480" w:lineRule="auto"/>
-        <w:jc w:val="both"/>
-        <w:rPr>
-          <w:rFonts w:ascii="Times New Roman" w:eastAsia="Times New Roman" w:hAnsi="Times New Roman" w:cs="Times New Roman"/>
-          <w:b/>
-          <w:bCs/>
-          <w:color w:val="0F1115"/>
-          <w:kern w:val="0"/>
-          <w14:ligatures w14:val="none"/>
-        </w:rPr>
-      </w:pPr>
-      <w:r>
-        <w:rPr>
-          <w:rFonts w:ascii="Times New Roman" w:eastAsia="Times New Roman" w:hAnsi="Times New Roman" w:cs="Times New Roman"/>
-          <w:b/>
-          <w:bCs/>
-          <w:color w:val="0F1115"/>
-          <w:kern w:val="0"/>
-          <w14:ligatures w14:val="none"/>
-        </w:rPr>
-        <w:t>Daniel Austin:</w:t>
-      </w:r>
+        <w:pStyle w:val="ListParagraph"/>
+        <w:ind w:left="1080"/>
+        <w:rPr>
+          <w:rFonts w:ascii="Times New Roman" w:eastAsia="Times New Roman" w:hAnsi="Times New Roman" w:cs="Times New Roman"/>
+          <w:color w:val="24292E"/>
+          <w:kern w:val="0"/>
+          <w14:ligatures w14:val="none"/>
+        </w:rPr>
+      </w:pPr>
     </w:p>
     <w:p>
       <w:pPr>
@@ -364,22 +426,352 @@
         <w:jc w:val="both"/>
         <w:rPr>
           <w:rFonts w:ascii="Times New Roman" w:eastAsia="Times New Roman" w:hAnsi="Times New Roman" w:cs="Times New Roman"/>
+          <w:color w:val="0F1115"/>
+          <w:kern w:val="0"/>
+          <w14:ligatures w14:val="none"/>
+        </w:rPr>
+      </w:pPr>
+      <w:r>
+        <w:rPr>
+          <w:rFonts w:ascii="Times New Roman" w:eastAsia="Times New Roman" w:hAnsi="Times New Roman" w:cs="Times New Roman"/>
+          <w:color w:val="0F1115"/>
+          <w:kern w:val="0"/>
+          <w14:ligatures w14:val="none"/>
+        </w:rPr>
+        <w:t>Created filter by categories and dates.</w:t>
+      </w:r>
+    </w:p>
+    <w:p>
+      <w:pPr>
+        <w:pStyle w:val="ListParagraph"/>
+        <w:numPr>
+          <w:ilvl w:val="0"/>
+          <w:numId w:val="4"/>
+        </w:numPr>
+        <w:shd w:val="clear" w:color="auto" w:fill="FFFFFF"/>
+        <w:suppressAutoHyphens w:val="0"/>
+        <w:spacing w:after="120" w:line="480" w:lineRule="auto"/>
+        <w:jc w:val="both"/>
+        <w:rPr>
+          <w:rFonts w:ascii="Times New Roman" w:eastAsia="Times New Roman" w:hAnsi="Times New Roman" w:cs="Times New Roman"/>
+          <w:color w:val="0F1115"/>
+          <w:kern w:val="0"/>
+          <w14:ligatures w14:val="none"/>
+        </w:rPr>
+      </w:pPr>
+      <w:r>
+        <w:rPr>
+          <w:rFonts w:ascii="Times New Roman" w:eastAsia="Times New Roman" w:hAnsi="Times New Roman" w:cs="Times New Roman"/>
+          <w:color w:val="24292E"/>
+          <w:kern w:val="0"/>
+          <w14:ligatures w14:val="none"/>
+        </w:rPr>
+        <w:t>S</w:t>
+      </w:r>
+      <w:r>
+        <w:rPr>
+          <w:rFonts w:ascii="Times New Roman" w:eastAsia="Times New Roman" w:hAnsi="Times New Roman" w:cs="Times New Roman"/>
+          <w:color w:val="24292E"/>
+          <w:kern w:val="0"/>
+          <w14:ligatures w14:val="none"/>
+        </w:rPr>
+        <w:t>plitting</w:t>
+      </w:r>
+      <w:r>
+        <w:rPr>
+          <w:rFonts w:ascii="Times New Roman" w:eastAsia="Times New Roman" w:hAnsi="Times New Roman" w:cs="Times New Roman"/>
+          <w:color w:val="24292E"/>
+          <w:kern w:val="0"/>
+          <w14:ligatures w14:val="none"/>
+        </w:rPr>
+        <w:t xml:space="preserve"> </w:t>
+      </w:r>
+      <w:r>
+        <w:rPr>
+          <w:rFonts w:ascii="Times New Roman" w:eastAsia="Times New Roman" w:hAnsi="Times New Roman" w:cs="Times New Roman"/>
+          <w:color w:val="24292E"/>
+          <w:kern w:val="0"/>
+          <w14:ligatures w14:val="none"/>
+        </w:rPr>
+        <w:t>the list of transactions into multiple pages with previous and</w:t>
+      </w:r>
+      <w:r>
+        <w:rPr>
+          <w:rFonts w:ascii="Times New Roman" w:eastAsia="Times New Roman" w:hAnsi="Times New Roman" w:cs="Times New Roman"/>
+          <w:color w:val="24292E"/>
+          <w:kern w:val="0"/>
+          <w14:ligatures w14:val="none"/>
+        </w:rPr>
+        <w:t xml:space="preserve"> next buttons.</w:t>
+      </w:r>
+    </w:p>
+    <w:p>
+      <w:pPr>
+        <w:pStyle w:val="ListParagraph"/>
+        <w:numPr>
+          <w:ilvl w:val="0"/>
+          <w:numId w:val="4"/>
+        </w:numPr>
+        <w:shd w:val="clear" w:color="auto" w:fill="FFFFFF"/>
+        <w:suppressAutoHyphens w:val="0"/>
+        <w:spacing w:after="0" w:line="480" w:lineRule="auto"/>
+        <w:rPr>
+          <w:rFonts w:ascii="Times New Roman" w:eastAsia="Times New Roman" w:hAnsi="Times New Roman" w:cs="Times New Roman"/>
+          <w:color w:val="24292E"/>
+          <w:kern w:val="0"/>
+          <w14:ligatures w14:val="none"/>
+        </w:rPr>
+      </w:pPr>
+      <w:r>
+        <w:rPr>
+          <w:rFonts w:ascii="Times New Roman" w:eastAsia="Times New Roman" w:hAnsi="Times New Roman" w:cs="Times New Roman"/>
+          <w:color w:val="24292E"/>
+          <w:kern w:val="0"/>
+          <w14:ligatures w14:val="none"/>
+        </w:rPr>
+        <w:t>Fixed Edit modal by placing Date label and date picker on the same line</w:t>
+      </w:r>
+      <w:r>
+        <w:rPr>
+          <w:rFonts w:ascii="Times New Roman" w:eastAsia="Times New Roman" w:hAnsi="Times New Roman" w:cs="Times New Roman"/>
+          <w:color w:val="24292E"/>
+          <w:kern w:val="0"/>
+          <w14:ligatures w14:val="none"/>
+        </w:rPr>
+        <w:t xml:space="preserve"> for better design.</w:t>
+      </w:r>
+    </w:p>
+    <w:p>
+      <w:pPr>
+        <w:pStyle w:val="ListParagraph"/>
+        <w:numPr>
+          <w:ilvl w:val="0"/>
+          <w:numId w:val="4"/>
+        </w:numPr>
+        <w:suppressAutoHyphens w:val="0"/>
+        <w:spacing w:after="0" w:line="480" w:lineRule="auto"/>
+        <w:rPr>
+          <w:rFonts w:ascii="Times New Roman" w:eastAsia="Times New Roman" w:hAnsi="Times New Roman" w:cs="Times New Roman"/>
+          <w:kern w:val="0"/>
+          <w14:ligatures w14:val="none"/>
+        </w:rPr>
+      </w:pPr>
+      <w:r>
+        <w:rPr>
+          <w:rFonts w:ascii="Times New Roman" w:eastAsia="Times New Roman" w:hAnsi="Times New Roman" w:cs="Times New Roman"/>
+          <w:kern w:val="0"/>
+          <w14:ligatures w14:val="none"/>
+        </w:rPr>
+        <w:t>Fixed balance calculation in pagination to show total across all pages.</w:t>
+      </w:r>
+    </w:p>
+    <w:p>
+      <w:pPr>
+        <w:pStyle w:val="ListParagraph"/>
+        <w:numPr>
+          <w:ilvl w:val="0"/>
+          <w:numId w:val="4"/>
+        </w:numPr>
+        <w:shd w:val="clear" w:color="auto" w:fill="FFFFFF"/>
+        <w:suppressAutoHyphens w:val="0"/>
+        <w:spacing w:after="0" w:line="480" w:lineRule="auto"/>
+        <w:rPr>
+          <w:rFonts w:ascii="Times New Roman" w:eastAsia="Times New Roman" w:hAnsi="Times New Roman" w:cs="Times New Roman"/>
+          <w:color w:val="24292E"/>
+          <w:kern w:val="0"/>
+          <w14:ligatures w14:val="none"/>
+        </w:rPr>
+      </w:pPr>
+      <w:r>
+        <w:rPr>
+          <w:rFonts w:ascii="Times New Roman" w:eastAsia="Times New Roman" w:hAnsi="Times New Roman" w:cs="Times New Roman"/>
+          <w:color w:val="24292E"/>
+          <w:kern w:val="0"/>
+          <w14:ligatures w14:val="none"/>
+        </w:rPr>
+        <w:t>F</w:t>
+      </w:r>
+      <w:r>
+        <w:rPr>
+          <w:rFonts w:ascii="Times New Roman" w:eastAsia="Times New Roman" w:hAnsi="Times New Roman" w:cs="Times New Roman"/>
+          <w:color w:val="24292E"/>
+          <w:kern w:val="0"/>
+          <w14:ligatures w14:val="none"/>
+        </w:rPr>
+        <w:t>ix</w:t>
+      </w:r>
+      <w:r>
+        <w:rPr>
+          <w:rFonts w:ascii="Times New Roman" w:eastAsia="Times New Roman" w:hAnsi="Times New Roman" w:cs="Times New Roman"/>
+          <w:color w:val="24292E"/>
+          <w:kern w:val="0"/>
+          <w14:ligatures w14:val="none"/>
+        </w:rPr>
+        <w:t>ed</w:t>
+      </w:r>
+      <w:r>
+        <w:rPr>
+          <w:rFonts w:ascii="Times New Roman" w:eastAsia="Times New Roman" w:hAnsi="Times New Roman" w:cs="Times New Roman"/>
+          <w:color w:val="24292E"/>
+          <w:kern w:val="0"/>
+          <w14:ligatures w14:val="none"/>
+        </w:rPr>
+        <w:t xml:space="preserve"> balance to show tot</w:t>
+      </w:r>
+      <w:r>
+        <w:rPr>
+          <w:rFonts w:ascii="Times New Roman" w:eastAsia="Times New Roman" w:hAnsi="Times New Roman" w:cs="Times New Roman"/>
+          <w:color w:val="24292E"/>
+          <w:kern w:val="0"/>
+          <w14:ligatures w14:val="none"/>
+        </w:rPr>
+        <w:t>al balance even when filters return no results</w:t>
+      </w:r>
+      <w:r>
+        <w:rPr>
+          <w:rFonts w:ascii="Times New Roman" w:eastAsia="Times New Roman" w:hAnsi="Times New Roman" w:cs="Times New Roman"/>
+          <w:color w:val="24292E"/>
+          <w:kern w:val="0"/>
+          <w14:ligatures w14:val="none"/>
+        </w:rPr>
+        <w:t>.</w:t>
+      </w:r>
+    </w:p>
+    <w:p>
+      <w:pPr>
+        <w:pStyle w:val="ListParagraph"/>
+        <w:numPr>
+          <w:ilvl w:val="0"/>
+          <w:numId w:val="4"/>
+        </w:numPr>
+        <w:suppressAutoHyphens w:val="0"/>
+        <w:spacing w:after="0" w:line="480" w:lineRule="auto"/>
+        <w:rPr>
+          <w:rFonts w:ascii="Times New Roman" w:eastAsia="Times New Roman" w:hAnsi="Times New Roman" w:cs="Times New Roman"/>
+          <w:kern w:val="0"/>
+          <w14:ligatures w14:val="none"/>
+        </w:rPr>
+      </w:pPr>
+      <w:r>
+        <w:rPr>
+          <w:rFonts w:ascii="Times New Roman" w:eastAsia="Times New Roman" w:hAnsi="Times New Roman" w:cs="Times New Roman"/>
+          <w:kern w:val="0"/>
+          <w14:ligatures w14:val="none"/>
+        </w:rPr>
+        <w:lastRenderedPageBreak/>
+        <w:t>Added Expanded Veryfi Category Mapping for Receipt Processing</w:t>
+      </w:r>
+      <w:r>
+        <w:rPr>
+          <w:rFonts w:ascii="Times New Roman" w:eastAsia="Times New Roman" w:hAnsi="Times New Roman" w:cs="Times New Roman"/>
+          <w:kern w:val="0"/>
+          <w14:ligatures w14:val="none"/>
+        </w:rPr>
+        <w:t>.</w:t>
+      </w:r>
+    </w:p>
+    <w:p>
+      <w:pPr>
+        <w:pStyle w:val="ListParagraph"/>
+        <w:numPr>
+          <w:ilvl w:val="0"/>
+          <w:numId w:val="4"/>
+        </w:numPr>
+        <w:suppressAutoHyphens w:val="0"/>
+        <w:spacing w:after="0" w:line="480" w:lineRule="auto"/>
+        <w:rPr>
+          <w:rFonts w:ascii="Times New Roman" w:eastAsia="Times New Roman" w:hAnsi="Times New Roman" w:cs="Times New Roman"/>
+          <w:kern w:val="0"/>
+          <w14:ligatures w14:val="none"/>
+        </w:rPr>
+      </w:pPr>
+      <w:r>
+        <w:rPr>
+          <w:rFonts w:ascii="Times New Roman" w:eastAsia="Times New Roman" w:hAnsi="Times New Roman" w:cs="Times New Roman"/>
+          <w:kern w:val="0"/>
+          <w14:ligatures w14:val="none"/>
+        </w:rPr>
+        <w:t>Improved Add Transaction Modal Layout</w:t>
+      </w:r>
+      <w:r>
+        <w:rPr>
+          <w:rFonts w:ascii="Times New Roman" w:eastAsia="Times New Roman" w:hAnsi="Times New Roman" w:cs="Times New Roman"/>
+          <w:kern w:val="0"/>
+          <w14:ligatures w14:val="none"/>
+        </w:rPr>
+        <w:t>.</w:t>
+      </w:r>
+    </w:p>
+    <w:p>
+      <w:pPr>
+        <w:suppressAutoHyphens w:val="0"/>
+        <w:spacing w:after="0" w:line="480" w:lineRule="auto"/>
+        <w:rPr>
+          <w:rFonts w:ascii="Times New Roman" w:eastAsia="Times New Roman" w:hAnsi="Times New Roman" w:cs="Times New Roman"/>
+          <w:kern w:val="0"/>
+          <w14:ligatures w14:val="none"/>
+        </w:rPr>
+      </w:pPr>
+    </w:p>
+    <w:p>
+      <w:pPr>
+        <w:numPr>
+          <w:ilvl w:val="0"/>
+          <w:numId w:val="1"/>
+        </w:numPr>
+        <w:spacing w:after="120" w:line="480" w:lineRule="auto"/>
+        <w:jc w:val="both"/>
+        <w:rPr>
+          <w:rFonts w:ascii="Times New Roman" w:eastAsia="Times New Roman" w:hAnsi="Times New Roman" w:cs="Times New Roman"/>
+          <w:color w:val="0F1115"/>
+          <w:kern w:val="0"/>
+          <w14:ligatures w14:val="none"/>
+        </w:rPr>
+      </w:pPr>
+      <w:r>
+        <w:rPr>
+          <w:rFonts w:ascii="Times New Roman" w:eastAsia="Times New Roman" w:hAnsi="Times New Roman" w:cs="Times New Roman"/>
           <w:b/>
           <w:bCs/>
           <w:color w:val="0F1115"/>
           <w:kern w:val="0"/>
           <w14:ligatures w14:val="none"/>
         </w:rPr>
-      </w:pPr>
+        <w:t>Daniel Austin</w:t>
+      </w:r>
+      <w:r>
+        <w:rPr>
+          <w:rFonts w:ascii="Times New Roman" w:eastAsia="Times New Roman" w:hAnsi="Times New Roman" w:cs="Times New Roman"/>
+          <w:color w:val="0F1115"/>
+          <w:kern w:val="0"/>
+          <w14:ligatures w14:val="none"/>
+        </w:rPr>
+        <w:t>:</w:t>
+      </w:r>
     </w:p>
     <w:p>
       <w:pPr>
+        <w:pStyle w:val="ListParagraph"/>
+        <w:numPr>
+          <w:ilvl w:val="0"/>
+          <w:numId w:val="4"/>
+        </w:numPr>
         <w:spacing w:after="120" w:line="480" w:lineRule="auto"/>
         <w:jc w:val="both"/>
         <w:rPr>
           <w:rFonts w:ascii="Times New Roman" w:eastAsia="Times New Roman" w:hAnsi="Times New Roman" w:cs="Times New Roman"/>
-          <w:b/>
-          <w:bCs/>
+          <w:color w:val="0F1115"/>
+          <w:kern w:val="0"/>
+          <w14:ligatures w14:val="none"/>
+        </w:rPr>
+      </w:pPr>
+    </w:p>
+    <w:p>
+      <w:pPr>
+        <w:spacing w:after="120" w:line="480" w:lineRule="auto"/>
+        <w:jc w:val="both"/>
+        <w:rPr>
+          <w:rFonts w:ascii="Times New Roman" w:eastAsia="Times New Roman" w:hAnsi="Times New Roman" w:cs="Times New Roman"/>
           <w:color w:val="0F1115"/>
           <w:kern w:val="0"/>
           <w14:ligatures w14:val="none"/>
@@ -397,7 +789,7 @@
     </w:p>
     <w:sectPr>
       <w:pgSz w:w="12240" w:h="15840"/>
-      <w:pgMar w:top="450" w:right="900" w:bottom="1440" w:left="990" w:header="0" w:footer="0" w:gutter="0"/>
+      <w:pgMar w:top="1170" w:right="900" w:bottom="1440" w:left="990" w:header="0" w:footer="0" w:gutter="0"/>
       <w:cols w:space="720"/>
       <w:formProt w:val="0"/>
       <w:docGrid w:linePitch="360"/>

--- a/docs/phase4/team-contribution.docx
+++ b/docs/phase4/team-contribution.docx
@@ -700,6 +700,38 @@
           <w14:ligatures w14:val="none"/>
         </w:rPr>
         <w:t>.</w:t>
+      </w:r>
+    </w:p>
+    <w:p>
+      <w:pPr>
+        <w:pStyle w:val="ListParagraph"/>
+        <w:numPr>
+          <w:ilvl w:val="0"/>
+          <w:numId w:val="4"/>
+        </w:numPr>
+        <w:suppressAutoHyphens w:val="0"/>
+        <w:spacing w:after="0" w:line="480" w:lineRule="auto"/>
+        <w:rPr>
+          <w:rFonts w:ascii="Times New Roman" w:eastAsia="Times New Roman" w:hAnsi="Times New Roman" w:cs="Times New Roman"/>
+          <w:kern w:val="0"/>
+          <w14:ligatures w14:val="none"/>
+        </w:rPr>
+      </w:pPr>
+      <w:r>
+        <w:rPr>
+          <w:rFonts w:ascii="Times New Roman" w:eastAsia="Times New Roman" w:hAnsi="Times New Roman" w:cs="Times New Roman"/>
+          <w:kern w:val="0"/>
+          <w14:ligatures w14:val="none"/>
+        </w:rPr>
+        <w:t>Create the folder of the s</w:t>
+      </w:r>
+      <w:r>
+        <w:rPr>
+          <w:rFonts w:ascii="Times New Roman" w:eastAsia="Times New Roman" w:hAnsi="Times New Roman" w:cs="Times New Roman"/>
+          <w:kern w:val="0"/>
+          <w14:ligatures w14:val="none"/>
+        </w:rPr>
+        <w:t>creenshots of the Dollar Doodle web app showcasing all its features.</w:t>
       </w:r>
     </w:p>
     <w:p>

--- a/docs/phase4/team-contribution.docx
+++ b/docs/phase4/team-contribution.docx
@@ -329,19 +329,8 @@
           <w:kern w:val="0"/>
           <w14:ligatures w14:val="none"/>
         </w:rPr>
-        <w:t xml:space="preserve">assisted team with reverting unwanted </w:t>
-      </w:r>
-      <w:proofErr w:type="gramStart"/>
-      <w:r>
-        <w:rPr>
-          <w:rFonts w:ascii="Times New Roman" w:eastAsia="Times New Roman" w:hAnsi="Times New Roman" w:cs="Times New Roman"/>
-          <w:color w:val="0F1115"/>
-          <w:kern w:val="0"/>
-          <w14:ligatures w14:val="none"/>
-        </w:rPr>
-        <w:t>commit</w:t>
-      </w:r>
-      <w:proofErr w:type="gramEnd"/>
+        <w:t>assisted team with reverting unwanted commit</w:t>
+      </w:r>
     </w:p>
     <w:p>
       <w:pPr>
@@ -578,27 +567,7 @@
           <w:kern w:val="0"/>
           <w14:ligatures w14:val="none"/>
         </w:rPr>
-        <w:t xml:space="preserve"> tried to fix CSS code for </w:t>
-      </w:r>
-      <w:proofErr w:type="gramStart"/>
-      <w:r>
-        <w:rPr>
-          <w:rFonts w:ascii="Times New Roman" w:eastAsia="Times New Roman" w:hAnsi="Times New Roman" w:cs="Times New Roman"/>
-          <w:color w:val="24292E"/>
-          <w:kern w:val="0"/>
-          <w14:ligatures w14:val="none"/>
-        </w:rPr>
-        <w:t>delete</w:t>
-      </w:r>
-      <w:proofErr w:type="gramEnd"/>
-      <w:r>
-        <w:rPr>
-          <w:rFonts w:ascii="Times New Roman" w:eastAsia="Times New Roman" w:hAnsi="Times New Roman" w:cs="Times New Roman"/>
-          <w:color w:val="24292E"/>
-          <w:kern w:val="0"/>
-          <w14:ligatures w14:val="none"/>
-        </w:rPr>
-        <w:t>/update buttons.</w:t>
+        <w:t xml:space="preserve"> tried to fix CSS code for delete/update buttons.</w:t>
       </w:r>
     </w:p>
     <w:p>
@@ -885,20 +854,198 @@
     </w:p>
     <w:p>
       <w:pPr>
-        <w:pStyle w:val="ListParagraph"/>
         <w:numPr>
-          <w:ilvl w:val="0"/>
-          <w:numId w:val="2"/>
+          <w:ilvl w:val="1"/>
+          <w:numId w:val="1"/>
         </w:numPr>
-        <w:spacing w:after="120" w:line="480" w:lineRule="auto"/>
-        <w:jc w:val="both"/>
-        <w:rPr>
-          <w:rFonts w:ascii="Times New Roman" w:eastAsia="Times New Roman" w:hAnsi="Times New Roman" w:cs="Times New Roman"/>
-          <w:color w:val="0F1115"/>
-          <w:kern w:val="0"/>
-          <w14:ligatures w14:val="none"/>
-        </w:rPr>
-      </w:pPr>
+        <w:suppressAutoHyphens w:val="0"/>
+        <w:spacing w:after="0" w:line="480" w:lineRule="auto"/>
+        <w:rPr>
+          <w:rFonts w:ascii="Times New Roman" w:eastAsia="Times New Roman" w:hAnsi="Times New Roman" w:cs="Times New Roman"/>
+          <w:color w:val="0F1115"/>
+          <w:kern w:val="0"/>
+          <w14:ligatures w14:val="none"/>
+        </w:rPr>
+      </w:pPr>
+      <w:r>
+        <w:rPr>
+          <w:rFonts w:ascii="Times New Roman" w:eastAsia="Times New Roman" w:hAnsi="Times New Roman" w:cs="Times New Roman"/>
+          <w:color w:val="0F1115"/>
+          <w:kern w:val="0"/>
+          <w14:ligatures w14:val="none"/>
+        </w:rPr>
+        <w:t>Touching</w:t>
+      </w:r>
+      <w:r>
+        <w:rPr>
+          <w:rFonts w:ascii="Times New Roman" w:eastAsia="Times New Roman" w:hAnsi="Times New Roman" w:cs="Times New Roman"/>
+          <w:color w:val="0F1115"/>
+          <w:kern w:val="0"/>
+          <w14:ligatures w14:val="none"/>
+        </w:rPr>
+        <w:t xml:space="preserve"> up and fixing the final versions of the Project Proposal and Statement of Work.</w:t>
+      </w:r>
+    </w:p>
+    <w:p>
+      <w:pPr>
+        <w:numPr>
+          <w:ilvl w:val="1"/>
+          <w:numId w:val="1"/>
+        </w:numPr>
+        <w:suppressAutoHyphens w:val="0"/>
+        <w:spacing w:after="0" w:line="480" w:lineRule="auto"/>
+        <w:rPr>
+          <w:rFonts w:ascii="Times New Roman" w:eastAsia="Times New Roman" w:hAnsi="Times New Roman" w:cs="Times New Roman"/>
+          <w:color w:val="0F1115"/>
+          <w:kern w:val="0"/>
+          <w14:ligatures w14:val="none"/>
+        </w:rPr>
+      </w:pPr>
+      <w:r>
+        <w:rPr>
+          <w:rFonts w:ascii="Times New Roman" w:eastAsia="Times New Roman" w:hAnsi="Times New Roman" w:cs="Times New Roman"/>
+          <w:color w:val="0F1115"/>
+          <w:kern w:val="0"/>
+          <w14:ligatures w14:val="none"/>
+        </w:rPr>
+        <w:t xml:space="preserve">Focused </w:t>
+      </w:r>
+      <w:r>
+        <w:rPr>
+          <w:rFonts w:ascii="Times New Roman" w:eastAsia="Times New Roman" w:hAnsi="Times New Roman" w:cs="Times New Roman"/>
+          <w:color w:val="0F1115"/>
+          <w:kern w:val="0"/>
+          <w14:ligatures w14:val="none"/>
+        </w:rPr>
+        <w:t>on</w:t>
+      </w:r>
+      <w:r>
+        <w:rPr>
+          <w:rFonts w:ascii="Times New Roman" w:eastAsia="Times New Roman" w:hAnsi="Times New Roman" w:cs="Times New Roman"/>
+          <w:color w:val="0F1115"/>
+          <w:kern w:val="0"/>
+          <w14:ligatures w14:val="none"/>
+        </w:rPr>
+        <w:t xml:space="preserve"> styling the PowerPoint slides (colors, </w:t>
+      </w:r>
+      <w:r>
+        <w:rPr>
+          <w:rFonts w:ascii="Times New Roman" w:eastAsia="Times New Roman" w:hAnsi="Times New Roman" w:cs="Times New Roman"/>
+          <w:color w:val="0F1115"/>
+          <w:kern w:val="0"/>
+          <w14:ligatures w14:val="none"/>
+        </w:rPr>
+        <w:t>effects</w:t>
+      </w:r>
+      <w:r>
+        <w:rPr>
+          <w:rFonts w:ascii="Times New Roman" w:eastAsia="Times New Roman" w:hAnsi="Times New Roman" w:cs="Times New Roman"/>
+          <w:color w:val="0F1115"/>
+          <w:kern w:val="0"/>
+          <w14:ligatures w14:val="none"/>
+        </w:rPr>
+        <w:t>) for a professional look.</w:t>
+      </w:r>
+    </w:p>
+    <w:p>
+      <w:pPr>
+        <w:numPr>
+          <w:ilvl w:val="1"/>
+          <w:numId w:val="1"/>
+        </w:numPr>
+        <w:suppressAutoHyphens w:val="0"/>
+        <w:spacing w:after="0" w:line="480" w:lineRule="auto"/>
+        <w:rPr>
+          <w:rFonts w:ascii="Times New Roman" w:eastAsia="Times New Roman" w:hAnsi="Times New Roman" w:cs="Times New Roman"/>
+          <w:color w:val="0F1115"/>
+          <w:kern w:val="0"/>
+          <w14:ligatures w14:val="none"/>
+        </w:rPr>
+      </w:pPr>
+      <w:r>
+        <w:rPr>
+          <w:rFonts w:ascii="Times New Roman" w:eastAsia="Times New Roman" w:hAnsi="Times New Roman" w:cs="Times New Roman"/>
+          <w:color w:val="0F1115"/>
+          <w:kern w:val="0"/>
+          <w14:ligatures w14:val="none"/>
+        </w:rPr>
+        <w:t>Created Google Login API Client ID</w:t>
+      </w:r>
+    </w:p>
+    <w:p>
+      <w:pPr>
+        <w:numPr>
+          <w:ilvl w:val="1"/>
+          <w:numId w:val="1"/>
+        </w:numPr>
+        <w:suppressAutoHyphens w:val="0"/>
+        <w:spacing w:after="0" w:line="480" w:lineRule="auto"/>
+        <w:rPr>
+          <w:rFonts w:ascii="Times New Roman" w:eastAsia="Times New Roman" w:hAnsi="Times New Roman" w:cs="Times New Roman"/>
+          <w:color w:val="0F1115"/>
+          <w:kern w:val="0"/>
+          <w14:ligatures w14:val="none"/>
+        </w:rPr>
+      </w:pPr>
+      <w:r>
+        <w:rPr>
+          <w:rFonts w:ascii="Times New Roman" w:eastAsia="Times New Roman" w:hAnsi="Times New Roman" w:cs="Times New Roman"/>
+          <w:color w:val="0F1115"/>
+          <w:kern w:val="0"/>
+          <w14:ligatures w14:val="none"/>
+        </w:rPr>
+        <w:t>Developed Trends page and graphing functionality</w:t>
+      </w:r>
+    </w:p>
+    <w:p>
+      <w:pPr>
+        <w:numPr>
+          <w:ilvl w:val="1"/>
+          <w:numId w:val="1"/>
+        </w:numPr>
+        <w:suppressAutoHyphens w:val="0"/>
+        <w:spacing w:after="0" w:line="480" w:lineRule="auto"/>
+        <w:rPr>
+          <w:rFonts w:ascii="Times New Roman" w:eastAsia="Times New Roman" w:hAnsi="Times New Roman" w:cs="Times New Roman"/>
+          <w:color w:val="0F1115"/>
+          <w:kern w:val="0"/>
+          <w14:ligatures w14:val="none"/>
+        </w:rPr>
+      </w:pPr>
+      <w:r>
+        <w:rPr>
+          <w:rFonts w:ascii="Times New Roman" w:eastAsia="Times New Roman" w:hAnsi="Times New Roman" w:cs="Times New Roman"/>
+          <w:color w:val="0F1115"/>
+          <w:kern w:val="0"/>
+          <w14:ligatures w14:val="none"/>
+        </w:rPr>
+        <w:t>Created Budget functionality (still troubleshooting)</w:t>
+      </w:r>
+    </w:p>
+    <w:p>
+      <w:pPr>
+        <w:numPr>
+          <w:ilvl w:val="1"/>
+          <w:numId w:val="1"/>
+        </w:numPr>
+        <w:suppressAutoHyphens w:val="0"/>
+        <w:spacing w:after="0" w:line="480" w:lineRule="auto"/>
+        <w:rPr>
+          <w:rFonts w:ascii="Times New Roman" w:eastAsia="Times New Roman" w:hAnsi="Times New Roman" w:cs="Times New Roman"/>
+          <w:color w:val="0F1115"/>
+          <w:kern w:val="0"/>
+          <w14:ligatures w14:val="none"/>
+        </w:rPr>
+      </w:pPr>
+      <w:r>
+        <w:rPr>
+          <w:rFonts w:ascii="Times New Roman" w:eastAsia="Times New Roman" w:hAnsi="Times New Roman" w:cs="Times New Roman"/>
+          <w:color w:val="0F1115"/>
+          <w:kern w:val="0"/>
+          <w14:ligatures w14:val="none"/>
+        </w:rPr>
+        <w:t>Troubleshoot styling elements on Dashboard, buttons, colors, dialog boxes, etc.</w:t>
+      </w:r>
     </w:p>
     <w:p>
       <w:pPr>
@@ -1057,6 +1204,155 @@
     </w:lvl>
   </w:abstractNum>
   <w:abstractNum w:abstractNumId="1" w15:restartNumberingAfterBreak="0">
+    <w:nsid w:val="41F93453"/>
+    <w:multiLevelType w:val="multilevel"/>
+    <w:tmpl w:val="13A89AB8"/>
+    <w:lvl w:ilvl="0">
+      <w:start w:val="1"/>
+      <w:numFmt w:val="bullet"/>
+      <w:lvlText w:val=""/>
+      <w:lvlJc w:val="left"/>
+      <w:pPr>
+        <w:tabs>
+          <w:tab w:val="num" w:pos="720"/>
+        </w:tabs>
+        <w:ind w:left="720" w:hanging="360"/>
+      </w:pPr>
+      <w:rPr>
+        <w:rFonts w:ascii="Symbol" w:hAnsi="Symbol" w:hint="default"/>
+        <w:sz w:val="20"/>
+      </w:rPr>
+    </w:lvl>
+    <w:lvl w:ilvl="1">
+      <w:start w:val="1"/>
+      <w:numFmt w:val="bullet"/>
+      <w:lvlText w:val="o"/>
+      <w:lvlJc w:val="left"/>
+      <w:pPr>
+        <w:tabs>
+          <w:tab w:val="num" w:pos="1440"/>
+        </w:tabs>
+        <w:ind w:left="1440" w:hanging="360"/>
+      </w:pPr>
+      <w:rPr>
+        <w:rFonts w:ascii="Courier New" w:hAnsi="Courier New" w:hint="default"/>
+        <w:sz w:val="20"/>
+      </w:rPr>
+    </w:lvl>
+    <w:lvl w:ilvl="2" w:tentative="1">
+      <w:start w:val="1"/>
+      <w:numFmt w:val="bullet"/>
+      <w:lvlText w:val=""/>
+      <w:lvlJc w:val="left"/>
+      <w:pPr>
+        <w:tabs>
+          <w:tab w:val="num" w:pos="2160"/>
+        </w:tabs>
+        <w:ind w:left="2160" w:hanging="360"/>
+      </w:pPr>
+      <w:rPr>
+        <w:rFonts w:ascii="Wingdings" w:hAnsi="Wingdings" w:hint="default"/>
+        <w:sz w:val="20"/>
+      </w:rPr>
+    </w:lvl>
+    <w:lvl w:ilvl="3" w:tentative="1">
+      <w:start w:val="1"/>
+      <w:numFmt w:val="bullet"/>
+      <w:lvlText w:val=""/>
+      <w:lvlJc w:val="left"/>
+      <w:pPr>
+        <w:tabs>
+          <w:tab w:val="num" w:pos="2880"/>
+        </w:tabs>
+        <w:ind w:left="2880" w:hanging="360"/>
+      </w:pPr>
+      <w:rPr>
+        <w:rFonts w:ascii="Wingdings" w:hAnsi="Wingdings" w:hint="default"/>
+        <w:sz w:val="20"/>
+      </w:rPr>
+    </w:lvl>
+    <w:lvl w:ilvl="4" w:tentative="1">
+      <w:start w:val="1"/>
+      <w:numFmt w:val="bullet"/>
+      <w:lvlText w:val=""/>
+      <w:lvlJc w:val="left"/>
+      <w:pPr>
+        <w:tabs>
+          <w:tab w:val="num" w:pos="3600"/>
+        </w:tabs>
+        <w:ind w:left="3600" w:hanging="360"/>
+      </w:pPr>
+      <w:rPr>
+        <w:rFonts w:ascii="Wingdings" w:hAnsi="Wingdings" w:hint="default"/>
+        <w:sz w:val="20"/>
+      </w:rPr>
+    </w:lvl>
+    <w:lvl w:ilvl="5" w:tentative="1">
+      <w:start w:val="1"/>
+      <w:numFmt w:val="bullet"/>
+      <w:lvlText w:val=""/>
+      <w:lvlJc w:val="left"/>
+      <w:pPr>
+        <w:tabs>
+          <w:tab w:val="num" w:pos="4320"/>
+        </w:tabs>
+        <w:ind w:left="4320" w:hanging="360"/>
+      </w:pPr>
+      <w:rPr>
+        <w:rFonts w:ascii="Wingdings" w:hAnsi="Wingdings" w:hint="default"/>
+        <w:sz w:val="20"/>
+      </w:rPr>
+    </w:lvl>
+    <w:lvl w:ilvl="6" w:tentative="1">
+      <w:start w:val="1"/>
+      <w:numFmt w:val="bullet"/>
+      <w:lvlText w:val=""/>
+      <w:lvlJc w:val="left"/>
+      <w:pPr>
+        <w:tabs>
+          <w:tab w:val="num" w:pos="5040"/>
+        </w:tabs>
+        <w:ind w:left="5040" w:hanging="360"/>
+      </w:pPr>
+      <w:rPr>
+        <w:rFonts w:ascii="Wingdings" w:hAnsi="Wingdings" w:hint="default"/>
+        <w:sz w:val="20"/>
+      </w:rPr>
+    </w:lvl>
+    <w:lvl w:ilvl="7" w:tentative="1">
+      <w:start w:val="1"/>
+      <w:numFmt w:val="bullet"/>
+      <w:lvlText w:val=""/>
+      <w:lvlJc w:val="left"/>
+      <w:pPr>
+        <w:tabs>
+          <w:tab w:val="num" w:pos="5760"/>
+        </w:tabs>
+        <w:ind w:left="5760" w:hanging="360"/>
+      </w:pPr>
+      <w:rPr>
+        <w:rFonts w:ascii="Wingdings" w:hAnsi="Wingdings" w:hint="default"/>
+        <w:sz w:val="20"/>
+      </w:rPr>
+    </w:lvl>
+    <w:lvl w:ilvl="8" w:tentative="1">
+      <w:start w:val="1"/>
+      <w:numFmt w:val="bullet"/>
+      <w:lvlText w:val=""/>
+      <w:lvlJc w:val="left"/>
+      <w:pPr>
+        <w:tabs>
+          <w:tab w:val="num" w:pos="6480"/>
+        </w:tabs>
+        <w:ind w:left="6480" w:hanging="360"/>
+      </w:pPr>
+      <w:rPr>
+        <w:rFonts w:ascii="Wingdings" w:hAnsi="Wingdings" w:hint="default"/>
+        <w:sz w:val="20"/>
+      </w:rPr>
+    </w:lvl>
+  </w:abstractNum>
+  <w:abstractNum w:abstractNumId="2" w15:restartNumberingAfterBreak="0">
     <w:nsid w:val="5F9A6558"/>
     <w:multiLevelType w:val="multilevel"/>
     <w:tmpl w:val="5A04A030"/>
@@ -1205,7 +1501,7 @@
       </w:rPr>
     </w:lvl>
   </w:abstractNum>
-  <w:abstractNum w:abstractNumId="2" w15:restartNumberingAfterBreak="0">
+  <w:abstractNum w:abstractNumId="3" w15:restartNumberingAfterBreak="0">
     <w:nsid w:val="619900EA"/>
     <w:multiLevelType w:val="multilevel"/>
     <w:tmpl w:val="6FE4DA22"/>
@@ -1346,13 +1642,16 @@
     </w:lvl>
   </w:abstractNum>
   <w:num w:numId="1" w16cid:durableId="432366102">
-    <w:abstractNumId w:val="1"/>
+    <w:abstractNumId w:val="2"/>
   </w:num>
   <w:num w:numId="2" w16cid:durableId="497041366">
-    <w:abstractNumId w:val="2"/>
+    <w:abstractNumId w:val="3"/>
   </w:num>
   <w:num w:numId="3" w16cid:durableId="1434858191">
     <w:abstractNumId w:val="0"/>
+  </w:num>
+  <w:num w:numId="4" w16cid:durableId="1996687933">
+    <w:abstractNumId w:val="1"/>
   </w:num>
 </w:numbering>
 </file>

--- a/docs/phase4/team-contribution.docx
+++ b/docs/phase4/team-contribution.docx
@@ -171,6 +171,119 @@
           <w14:ligatures w14:val="none"/>
         </w:rPr>
       </w:pPr>
+      <w:r>
+        <w:rPr>
+          <w:rFonts w:ascii="Times New Roman" w:eastAsia="Times New Roman" w:hAnsi="Times New Roman" w:cs="Times New Roman"/>
+          <w:color w:val="0F1115"/>
+          <w:kern w:val="0"/>
+          <w14:ligatures w14:val="none"/>
+        </w:rPr>
+        <w:t>Created and completed the lessons learned document</w:t>
+      </w:r>
+    </w:p>
+    <w:p>
+      <w:pPr>
+        <w:pStyle w:val="ListParagraph"/>
+        <w:numPr>
+          <w:ilvl w:val="0"/>
+          <w:numId w:val="2"/>
+        </w:numPr>
+        <w:spacing w:after="120" w:line="480" w:lineRule="auto"/>
+        <w:jc w:val="both"/>
+        <w:rPr>
+          <w:rFonts w:ascii="Times New Roman" w:eastAsia="Times New Roman" w:hAnsi="Times New Roman" w:cs="Times New Roman"/>
+          <w:color w:val="0F1115"/>
+          <w:kern w:val="0"/>
+          <w14:ligatures w14:val="none"/>
+        </w:rPr>
+      </w:pPr>
+      <w:r>
+        <w:rPr>
+          <w:rFonts w:ascii="Times New Roman" w:eastAsia="Times New Roman" w:hAnsi="Times New Roman" w:cs="Times New Roman"/>
+          <w:color w:val="0F1115"/>
+          <w:kern w:val="0"/>
+          <w14:ligatures w14:val="none"/>
+        </w:rPr>
+        <w:t>Created and completed the change log</w:t>
+      </w:r>
+    </w:p>
+    <w:p>
+      <w:pPr>
+        <w:pStyle w:val="ListParagraph"/>
+        <w:numPr>
+          <w:ilvl w:val="0"/>
+          <w:numId w:val="2"/>
+        </w:numPr>
+        <w:spacing w:after="120" w:line="480" w:lineRule="auto"/>
+        <w:jc w:val="both"/>
+        <w:rPr>
+          <w:rFonts w:ascii="Times New Roman" w:eastAsia="Times New Roman" w:hAnsi="Times New Roman" w:cs="Times New Roman"/>
+          <w:color w:val="0F1115"/>
+          <w:kern w:val="0"/>
+          <w14:ligatures w14:val="none"/>
+        </w:rPr>
+      </w:pPr>
+      <w:r>
+        <w:rPr>
+          <w:rFonts w:ascii="Times New Roman" w:eastAsia="Times New Roman" w:hAnsi="Times New Roman" w:cs="Times New Roman"/>
+          <w:color w:val="0F1115"/>
+          <w:kern w:val="0"/>
+          <w14:ligatures w14:val="none"/>
+        </w:rPr>
+        <w:t>Completed parts of the PowerPoint</w:t>
+      </w:r>
+    </w:p>
+    <w:p>
+      <w:pPr>
+        <w:pStyle w:val="ListParagraph"/>
+        <w:numPr>
+          <w:ilvl w:val="0"/>
+          <w:numId w:val="2"/>
+        </w:numPr>
+        <w:spacing w:after="120" w:line="480" w:lineRule="auto"/>
+        <w:jc w:val="both"/>
+        <w:rPr>
+          <w:rFonts w:ascii="Times New Roman" w:eastAsia="Times New Roman" w:hAnsi="Times New Roman" w:cs="Times New Roman"/>
+          <w:color w:val="0F1115"/>
+          <w:kern w:val="0"/>
+          <w14:ligatures w14:val="none"/>
+        </w:rPr>
+      </w:pPr>
+      <w:r>
+        <w:rPr>
+          <w:rFonts w:ascii="Times New Roman" w:eastAsia="Times New Roman" w:hAnsi="Times New Roman" w:cs="Times New Roman"/>
+          <w:color w:val="0F1115"/>
+          <w:kern w:val="0"/>
+          <w14:ligatures w14:val="none"/>
+        </w:rPr>
+        <w:t>Assisted in fixing minor bugs</w:t>
+      </w:r>
+    </w:p>
+    <w:p>
+      <w:pPr>
+        <w:pStyle w:val="ListParagraph"/>
+        <w:numPr>
+          <w:ilvl w:val="0"/>
+          <w:numId w:val="2"/>
+        </w:numPr>
+        <w:spacing w:after="120" w:line="480" w:lineRule="auto"/>
+        <w:jc w:val="both"/>
+        <w:rPr>
+          <w:rFonts w:ascii="Times New Roman" w:eastAsia="Times New Roman" w:hAnsi="Times New Roman" w:cs="Times New Roman"/>
+          <w:color w:val="0F1115"/>
+          <w:kern w:val="0"/>
+          <w14:ligatures w14:val="none"/>
+        </w:rPr>
+      </w:pPr>
+      <w:r>
+        <w:rPr>
+          <w:rFonts w:ascii="Times New Roman" w:eastAsia="Times New Roman" w:hAnsi="Times New Roman" w:cs="Times New Roman"/>
+          <w:color w:val="0F1115"/>
+          <w:kern w:val="0"/>
+          <w14:ligatures w14:val="none"/>
+        </w:rPr>
+        <w:t>Created a task list for the team to keep track of who will do what.</w:t>
+      </w:r>
     </w:p>
     <w:p>
       <w:pPr>
@@ -502,6 +615,7 @@
           <w:kern w:val="0"/>
           <w14:ligatures w14:val="none"/>
         </w:rPr>
+        <w:lastRenderedPageBreak/>
         <w:t>Roumaysae</w:t>
       </w:r>
       <w:proofErr w:type="spellEnd"/>
@@ -567,7 +681,27 @@
           <w:kern w:val="0"/>
           <w14:ligatures w14:val="none"/>
         </w:rPr>
-        <w:t xml:space="preserve"> tried to fix CSS code for delete/update buttons.</w:t>
+        <w:t xml:space="preserve"> tried to fix CSS code for </w:t>
+      </w:r>
+      <w:proofErr w:type="gramStart"/>
+      <w:r>
+        <w:rPr>
+          <w:rFonts w:ascii="Times New Roman" w:eastAsia="Times New Roman" w:hAnsi="Times New Roman" w:cs="Times New Roman"/>
+          <w:color w:val="24292E"/>
+          <w:kern w:val="0"/>
+          <w14:ligatures w14:val="none"/>
+        </w:rPr>
+        <w:t>delete</w:t>
+      </w:r>
+      <w:proofErr w:type="gramEnd"/>
+      <w:r>
+        <w:rPr>
+          <w:rFonts w:ascii="Times New Roman" w:eastAsia="Times New Roman" w:hAnsi="Times New Roman" w:cs="Times New Roman"/>
+          <w:color w:val="24292E"/>
+          <w:kern w:val="0"/>
+          <w14:ligatures w14:val="none"/>
+        </w:rPr>
+        <w:t>/update buttons.</w:t>
       </w:r>
     </w:p>
     <w:p>
@@ -605,7 +739,6 @@
           <w:kern w:val="0"/>
           <w14:ligatures w14:val="none"/>
         </w:rPr>
-        <w:lastRenderedPageBreak/>
         <w:t>Created filter by categories and dates.</w:t>
       </w:r>
     </w:p>
